--- a/myfirst-app/Assignment 6.docx
+++ b/myfirst-app/Assignment 6.docx
@@ -1651,6 +1651,9 @@
         </w:numPr>
       </w:pPr>
       <w:r>
+        <w:rPr>
+          <w:noProof/>
+        </w:rPr>
         <w:drawing>
           <wp:anchor distT="0" distB="0" distL="114300" distR="114300" simplePos="0" relativeHeight="251658240" behindDoc="1" locked="0" layoutInCell="1" allowOverlap="1" wp14:anchorId="29DC1949" wp14:editId="4CA2BA40">
             <wp:simplePos x="0" y="0"/>
@@ -1722,6 +1725,9 @@
         </w:numPr>
       </w:pPr>
       <w:r>
+        <w:rPr>
+          <w:noProof/>
+        </w:rPr>
         <w:drawing>
           <wp:anchor distT="0" distB="0" distL="114300" distR="114300" simplePos="0" relativeHeight="251659264" behindDoc="1" locked="0" layoutInCell="1" allowOverlap="1" wp14:anchorId="030B0F4F" wp14:editId="166A2153">
             <wp:simplePos x="0" y="0"/>
@@ -1796,6 +1802,9 @@
         </w:numPr>
       </w:pPr>
       <w:r>
+        <w:rPr>
+          <w:noProof/>
+        </w:rPr>
         <w:drawing>
           <wp:anchor distT="0" distB="0" distL="114300" distR="114300" simplePos="0" relativeHeight="251660288" behindDoc="1" locked="0" layoutInCell="1" allowOverlap="1" wp14:anchorId="75E8BB43" wp14:editId="63777F99">
             <wp:simplePos x="0" y="0"/>
@@ -1867,6 +1876,9 @@
         </w:numPr>
       </w:pPr>
       <w:r>
+        <w:rPr>
+          <w:noProof/>
+        </w:rPr>
         <w:drawing>
           <wp:anchor distT="0" distB="0" distL="114300" distR="114300" simplePos="0" relativeHeight="251661312" behindDoc="1" locked="0" layoutInCell="1" allowOverlap="1" wp14:anchorId="1A8DFA2D" wp14:editId="0D26C22A">
             <wp:simplePos x="0" y="0"/>
@@ -1950,6 +1962,9 @@
         </w:numPr>
       </w:pPr>
       <w:r>
+        <w:rPr>
+          <w:noProof/>
+        </w:rPr>
         <w:lastRenderedPageBreak/>
         <w:drawing>
           <wp:anchor distT="0" distB="0" distL="114300" distR="114300" simplePos="0" relativeHeight="251663360" behindDoc="0" locked="0" layoutInCell="1" allowOverlap="1" wp14:anchorId="04D20C93" wp14:editId="15AA059D">
@@ -2002,6 +2017,9 @@
         </w:drawing>
       </w:r>
       <w:r>
+        <w:rPr>
+          <w:noProof/>
+        </w:rPr>
         <w:drawing>
           <wp:anchor distT="0" distB="0" distL="114300" distR="114300" simplePos="0" relativeHeight="251662336" behindDoc="1" locked="0" layoutInCell="1" allowOverlap="1" wp14:anchorId="3B9018A0" wp14:editId="3AC2E1A3">
             <wp:simplePos x="0" y="0"/>
@@ -2073,6 +2091,9 @@
         </w:numPr>
       </w:pPr>
       <w:r>
+        <w:rPr>
+          <w:noProof/>
+        </w:rPr>
         <w:drawing>
           <wp:anchor distT="0" distB="0" distL="114300" distR="114300" simplePos="0" relativeHeight="251664384" behindDoc="0" locked="0" layoutInCell="1" allowOverlap="1" wp14:anchorId="3189495B" wp14:editId="4E263B9A">
             <wp:simplePos x="0" y="0"/>
@@ -2136,6 +2157,9 @@
         </w:numPr>
       </w:pPr>
       <w:r>
+        <w:rPr>
+          <w:noProof/>
+        </w:rPr>
         <w:drawing>
           <wp:anchor distT="0" distB="0" distL="114300" distR="114300" simplePos="0" relativeHeight="251665408" behindDoc="0" locked="0" layoutInCell="1" allowOverlap="1" wp14:anchorId="75087C6F" wp14:editId="1D3B3343">
             <wp:simplePos x="0" y="0"/>
@@ -2199,6 +2223,9 @@
         </w:numPr>
       </w:pPr>
       <w:r>
+        <w:rPr>
+          <w:noProof/>
+        </w:rPr>
         <w:drawing>
           <wp:anchor distT="0" distB="0" distL="114300" distR="114300" simplePos="0" relativeHeight="251666432" behindDoc="0" locked="0" layoutInCell="1" allowOverlap="1" wp14:anchorId="58AFCF92" wp14:editId="6F8A9F29">
             <wp:simplePos x="0" y="0"/>
@@ -2262,8 +2289,11 @@
         </w:numPr>
       </w:pPr>
       <w:r>
+        <w:rPr>
+          <w:noProof/>
+        </w:rPr>
         <w:drawing>
-          <wp:anchor distT="0" distB="0" distL="114300" distR="114300" simplePos="0" relativeHeight="251667456" behindDoc="0" locked="0" layoutInCell="1" allowOverlap="1" wp14:anchorId="3FA96C0E" wp14:editId="2C550548">
+          <wp:anchor distT="0" distB="0" distL="114300" distR="114300" simplePos="0" relativeHeight="251667456" behindDoc="0" locked="0" layoutInCell="1" allowOverlap="1" wp14:anchorId="3FA96C0E" wp14:editId="78395980">
             <wp:simplePos x="0" y="0"/>
             <wp:positionH relativeFrom="column">
               <wp:posOffset>223963</wp:posOffset>
@@ -2366,6 +2396,9 @@
     </w:p>
     <w:p>
       <w:r>
+        <w:rPr>
+          <w:noProof/>
+        </w:rPr>
         <w:drawing>
           <wp:inline distT="0" distB="0" distL="0" distR="0" wp14:anchorId="167D193E" wp14:editId="73B5E661">
             <wp:extent cx="5731510" cy="2630170"/>
@@ -2410,6 +2443,9 @@
     </w:p>
     <w:p>
       <w:r>
+        <w:rPr>
+          <w:noProof/>
+        </w:rPr>
         <w:drawing>
           <wp:inline distT="0" distB="0" distL="0" distR="0" wp14:anchorId="712033F1" wp14:editId="23702AF7">
             <wp:extent cx="5731510" cy="1077595"/>
@@ -2454,6 +2490,9 @@
     </w:p>
     <w:p>
       <w:r>
+        <w:rPr>
+          <w:noProof/>
+        </w:rPr>
         <w:drawing>
           <wp:inline distT="0" distB="0" distL="0" distR="0" wp14:anchorId="583A1238" wp14:editId="3DBF0F83">
             <wp:extent cx="5731510" cy="1044575"/>
@@ -2498,6 +2537,9 @@
     </w:p>
     <w:p>
       <w:r>
+        <w:rPr>
+          <w:noProof/>
+        </w:rPr>
         <w:drawing>
           <wp:inline distT="0" distB="0" distL="0" distR="0" wp14:anchorId="64E896FA" wp14:editId="305CE941">
             <wp:extent cx="5731510" cy="1174115"/>
@@ -2543,6 +2585,9 @@
     <w:p/>
     <w:p>
       <w:r>
+        <w:rPr>
+          <w:noProof/>
+        </w:rPr>
         <w:lastRenderedPageBreak/>
         <w:drawing>
           <wp:inline distT="0" distB="0" distL="0" distR="0" wp14:anchorId="354EBFAF" wp14:editId="72ACA80E">
@@ -2609,6 +2654,9 @@
     </w:p>
     <w:p>
       <w:r>
+        <w:rPr>
+          <w:noProof/>
+        </w:rPr>
         <w:drawing>
           <wp:inline distT="0" distB="0" distL="0" distR="0" wp14:anchorId="0967B6D7" wp14:editId="0C927838">
             <wp:extent cx="3815242" cy="2838901"/>
@@ -2666,6 +2714,9 @@
     </w:p>
     <w:p>
       <w:r>
+        <w:rPr>
+          <w:noProof/>
+        </w:rPr>
         <w:drawing>
           <wp:inline distT="0" distB="0" distL="0" distR="0" wp14:anchorId="61A1E911" wp14:editId="4714CD60">
             <wp:extent cx="3679928" cy="2432807"/>
@@ -2721,6 +2772,9 @@
     </w:p>
     <w:p>
       <w:r>
+        <w:rPr>
+          <w:noProof/>
+        </w:rPr>
         <w:drawing>
           <wp:inline distT="0" distB="0" distL="0" distR="0" wp14:anchorId="2957C5D8" wp14:editId="274DC856">
             <wp:extent cx="5563376" cy="1333686"/>
@@ -2786,6 +2840,9 @@
     <w:p/>
     <w:p>
       <w:r>
+        <w:rPr>
+          <w:noProof/>
+        </w:rPr>
         <w:drawing>
           <wp:inline distT="0" distB="0" distL="0" distR="0" wp14:anchorId="7E1EAE2E" wp14:editId="7A0D221A">
             <wp:extent cx="5401429" cy="1800476"/>
@@ -2845,6 +2902,9 @@
     <w:p/>
     <w:p>
       <w:r>
+        <w:rPr>
+          <w:noProof/>
+        </w:rPr>
         <w:lastRenderedPageBreak/>
         <w:drawing>
           <wp:inline distT="0" distB="0" distL="0" distR="0" wp14:anchorId="32CC2BDD" wp14:editId="5DBB8FB4">
@@ -2883,7 +2943,96 @@
         </w:drawing>
       </w:r>
     </w:p>
+    <w:p>
+      <w:r>
+        <w:t>ECS Cluster</w:t>
+      </w:r>
+    </w:p>
+    <w:p>
+      <w:r>
+        <w:drawing>
+          <wp:inline distT="0" distB="0" distL="0" distR="0" wp14:anchorId="35ECC3EC" wp14:editId="599C622E">
+            <wp:extent cx="5731510" cy="2014855"/>
+            <wp:effectExtent l="0" t="0" r="2540" b="4445"/>
+            <wp:docPr id="1193107595" name="Picture 1"/>
+            <wp:cNvGraphicFramePr>
+              <a:graphicFrameLocks xmlns:a="http://schemas.openxmlformats.org/drawingml/2006/main" noChangeAspect="1"/>
+            </wp:cNvGraphicFramePr>
+            <a:graphic xmlns:a="http://schemas.openxmlformats.org/drawingml/2006/main">
+              <a:graphicData uri="http://schemas.openxmlformats.org/drawingml/2006/picture">
+                <pic:pic xmlns:pic="http://schemas.openxmlformats.org/drawingml/2006/picture">
+                  <pic:nvPicPr>
+                    <pic:cNvPr id="1193107595" name=""/>
+                    <pic:cNvPicPr/>
+                  </pic:nvPicPr>
+                  <pic:blipFill>
+                    <a:blip r:embed="rId44"/>
+                    <a:stretch>
+                      <a:fillRect/>
+                    </a:stretch>
+                  </pic:blipFill>
+                  <pic:spPr>
+                    <a:xfrm>
+                      <a:off x="0" y="0"/>
+                      <a:ext cx="5731510" cy="2014855"/>
+                    </a:xfrm>
+                    <a:prstGeom prst="rect">
+                      <a:avLst/>
+                    </a:prstGeom>
+                  </pic:spPr>
+                </pic:pic>
+              </a:graphicData>
+            </a:graphic>
+          </wp:inline>
+        </w:drawing>
+      </w:r>
+    </w:p>
+    <w:p>
+      <w:r>
+        <w:t>Running task</w:t>
+      </w:r>
+    </w:p>
     <w:p/>
+    <w:p>
+      <w:r>
+        <w:lastRenderedPageBreak/>
+        <w:drawing>
+          <wp:inline distT="0" distB="0" distL="0" distR="0" wp14:anchorId="3CA3D366" wp14:editId="4C767A29">
+            <wp:extent cx="5731510" cy="2444115"/>
+            <wp:effectExtent l="0" t="0" r="2540" b="0"/>
+            <wp:docPr id="1933871341" name="Picture 1"/>
+            <wp:cNvGraphicFramePr>
+              <a:graphicFrameLocks xmlns:a="http://schemas.openxmlformats.org/drawingml/2006/main" noChangeAspect="1"/>
+            </wp:cNvGraphicFramePr>
+            <a:graphic xmlns:a="http://schemas.openxmlformats.org/drawingml/2006/main">
+              <a:graphicData uri="http://schemas.openxmlformats.org/drawingml/2006/picture">
+                <pic:pic xmlns:pic="http://schemas.openxmlformats.org/drawingml/2006/picture">
+                  <pic:nvPicPr>
+                    <pic:cNvPr id="1933871341" name=""/>
+                    <pic:cNvPicPr/>
+                  </pic:nvPicPr>
+                  <pic:blipFill>
+                    <a:blip r:embed="rId45"/>
+                    <a:stretch>
+                      <a:fillRect/>
+                    </a:stretch>
+                  </pic:blipFill>
+                  <pic:spPr>
+                    <a:xfrm>
+                      <a:off x="0" y="0"/>
+                      <a:ext cx="5731510" cy="2444115"/>
+                    </a:xfrm>
+                    <a:prstGeom prst="rect">
+                      <a:avLst/>
+                    </a:prstGeom>
+                  </pic:spPr>
+                </pic:pic>
+              </a:graphicData>
+            </a:graphic>
+          </wp:inline>
+        </w:drawing>
+      </w:r>
+    </w:p>
     <w:sectPr>
       <w:pgSz w:w="11906" w:h="16838"/>
       <w:pgMar w:top="1440" w:right="1440" w:bottom="1440" w:left="1440" w:header="708" w:footer="708" w:gutter="0"/>
@@ -3986,6 +4135,7 @@
   <w:style w:type="character" w:default="1" w:styleId="DefaultParagraphFont">
     <w:name w:val="Default Paragraph Font"/>
     <w:uiPriority w:val="1"/>
+    <w:semiHidden/>
     <w:unhideWhenUsed/>
   </w:style>
   <w:style w:type="table" w:default="1" w:styleId="TableNormal">
